--- a/deliverables/video-1-slides/hit-final/Video_1_HIT_FINAL/SHORTS/Video_1_Short_1_New_Context_Not_Zero.docx
+++ b/deliverables/video-1-slides/hit-final/Video_1_HIT_FINAL/SHORTS/Video_1_Short_1_New_Context_Not_Zero.docx
@@ -149,7 +149,7 @@
           <w:color w:val="1A1A1A"/>
           <w:sz w:val="27"/>
         </w:rPr>
-        <w:t>But it does not automatically erase the problems you have learned to diagnose, the decisions you can make or the situations people already trust you to handle.</w:t>
+        <w:t>But it does not erase the problems you have learned to diagnose, the decisions you can make, or the situations people already trust you to handle.</w:t>
       </w:r>
     </w:p>
     <w:p>
@@ -164,7 +164,7 @@
           <w:color w:val="1A1A1A"/>
           <w:sz w:val="27"/>
         </w:rPr>
-        <w:t>Before you call yourself a beginner, ask:</w:t>
+        <w:t>So before you call yourself a beginner, ask:</w:t>
       </w:r>
     </w:p>
     <w:p>
